--- a/diagrams/1-analysis/functional/Module1-QLTaikhoan&HoSo/UC104/Đặc tả UC104a.docx
+++ b/diagrams/1-analysis/functional/Module1-QLTaikhoan&HoSo/UC104/Đặc tả UC104a.docx
@@ -6,6 +6,7 @@
       <w:pPr>
         <w:pStyle w:val="Heading1"/>
       </w:pPr>
+      <w:bookmarkStart w:id="0" w:name="_GoBack"/>
     </w:p>
     <w:tbl>
       <w:tblPr>
@@ -77,8 +78,6 @@
             <w:r>
               <w:t>1</w:t>
             </w:r>
-            <w:bookmarkStart w:id="0" w:name="_GoBack"/>
-            <w:bookmarkEnd w:id="0"/>
             <w:r>
               <w:t>04a</w:t>
             </w:r>
@@ -609,6 +608,7 @@
           </w:p>
         </w:tc>
       </w:tr>
+      <w:bookmarkEnd w:id="0"/>
     </w:tbl>
     <w:p>
       <w:pPr>
@@ -12832,7 +12832,7 @@
 </file>
 
 <file path=customXml/itemProps1.xml><?xml version="1.0" encoding="utf-8"?>
-<ds:datastoreItem xmlns:ds="http://schemas.openxmlformats.org/officeDocument/2006/customXml" ds:itemID="{D265F110-9B47-4BB4-8303-E7F26779A042}">
+<ds:datastoreItem xmlns:ds="http://schemas.openxmlformats.org/officeDocument/2006/customXml" ds:itemID="{6DDEFE90-B44C-4322-9E53-D9102975CF2A}">
   <ds:schemaRefs>
     <ds:schemaRef ds:uri="http://schemas.openxmlformats.org/officeDocument/2006/bibliography"/>
   </ds:schemaRefs>
